--- a/relatorio-final-projeto.docx
+++ b/relatorio-final-projeto.docx
@@ -1,16 +1,14 @@
 
 <file path=word/document.xml><?xml version="1.0" encoding="utf-8"?>
-<w:document xmlns:wpc="http://schemas.microsoft.com/office/word/2010/wordprocessingCanvas" xmlns:cx="http://schemas.microsoft.com/office/drawing/2014/chartex" xmlns:mc="http://schemas.openxmlformats.org/markup-compatibility/2006" xmlns:o="urn:schemas-microsoft-com:office:office" xmlns:r="http://schemas.openxmlformats.org/officeDocument/2006/relationships" xmlns:m="http://schemas.openxmlformats.org/officeDocument/2006/math" xmlns:v="urn:schemas-microsoft-com:vml" xmlns:wp14="http://schemas.microsoft.com/office/word/2010/wordprocessingDrawing" xmlns:wp="http://schemas.openxmlformats.org/drawingml/2006/wordprocessingDrawing" xmlns:w10="urn:schemas-microsoft-com:office:word" xmlns:w="http://schemas.openxmlformats.org/wordprocessingml/2006/main" xmlns:w14="http://schemas.microsoft.com/office/word/2010/wordml" xmlns:w15="http://schemas.microsoft.com/office/word/2012/wordml" xmlns:w16se="http://schemas.microsoft.com/office/word/2015/wordml/symex" xmlns:wpg="http://schemas.microsoft.com/office/word/2010/wordprocessingGroup" xmlns:wpi="http://schemas.microsoft.com/office/word/2010/wordprocessingInk" xmlns:wne="http://schemas.microsoft.com/office/word/2006/wordml" xmlns:wps="http://schemas.microsoft.com/office/word/2010/wordprocessingShape" mc:Ignorable="w14 w15 w16se wp14">
+<w:document xmlns:wpc="http://schemas.microsoft.com/office/word/2010/wordprocessingCanvas" xmlns:cx="http://schemas.microsoft.com/office/drawing/2014/chartex" xmlns:cx1="http://schemas.microsoft.com/office/drawing/2015/9/8/chartex" xmlns:cx2="http://schemas.microsoft.com/office/drawing/2015/10/21/chartex" xmlns:cx3="http://schemas.microsoft.com/office/drawing/2016/5/9/chartex" xmlns:cx4="http://schemas.microsoft.com/office/drawing/2016/5/10/chartex" xmlns:cx5="http://schemas.microsoft.com/office/drawing/2016/5/11/chartex" xmlns:cx6="http://schemas.microsoft.com/office/drawing/2016/5/12/chartex" xmlns:cx7="http://schemas.microsoft.com/office/drawing/2016/5/13/chartex" xmlns:cx8="http://schemas.microsoft.com/office/drawing/2016/5/14/chartex" xmlns:mc="http://schemas.openxmlformats.org/markup-compatibility/2006" xmlns:aink="http://schemas.microsoft.com/office/drawing/2016/ink" xmlns:am3d="http://schemas.microsoft.com/office/drawing/2017/model3d" xmlns:o="urn:schemas-microsoft-com:office:office" xmlns:oel="http://schemas.microsoft.com/office/2019/extlst" xmlns:r="http://schemas.openxmlformats.org/officeDocument/2006/relationships" xmlns:m="http://schemas.openxmlformats.org/officeDocument/2006/math" xmlns:v="urn:schemas-microsoft-com:vml" xmlns:wp14="http://schemas.microsoft.com/office/word/2010/wordprocessingDrawing" xmlns:wp="http://schemas.openxmlformats.org/drawingml/2006/wordprocessingDrawing" xmlns:w10="urn:schemas-microsoft-com:office:word" xmlns:w="http://schemas.openxmlformats.org/wordprocessingml/2006/main" xmlns:w14="http://schemas.microsoft.com/office/word/2010/wordml" xmlns:w15="http://schemas.microsoft.com/office/word/2012/wordml" xmlns:w16cex="http://schemas.microsoft.com/office/word/2018/wordml/cex" xmlns:w16cid="http://schemas.microsoft.com/office/word/2016/wordml/cid" xmlns:w16="http://schemas.microsoft.com/office/word/2018/wordml" xmlns:w16sdtdh="http://schemas.microsoft.com/office/word/2020/wordml/sdtdatahash" xmlns:w16se="http://schemas.microsoft.com/office/word/2015/wordml/symex" xmlns:wpg="http://schemas.microsoft.com/office/word/2010/wordprocessingGroup" xmlns:wpi="http://schemas.microsoft.com/office/word/2010/wordprocessingInk" xmlns:wne="http://schemas.microsoft.com/office/word/2006/wordml" xmlns:wps="http://schemas.microsoft.com/office/word/2010/wordprocessingShape" mc:Ignorable="w14 w15 w16se w16cid w16 w16cex w16sdtdh wp14">
   <w:body>
     <w:p>
       <w:pPr>
-        <w:spacing w:before="0" w:after="120" w:line="276" w:lineRule="auto"/>
+        <w:spacing w:after="120" w:line="276" w:lineRule="auto"/>
         <w:jc w:val="center"/>
       </w:pPr>
       <w:r>
         <w:rPr>
-          <w:rFonts w:ascii="Arial" w:hAnsi="Arial" w:eastAsia="Arial"/>
-          <w:b w:val="0"/>
           <w:sz w:val="32"/>
         </w:rPr>
         <w:t>Atividade VI</w:t>
@@ -18,26 +16,38 @@
     </w:p>
     <w:p>
       <w:pPr>
-        <w:spacing w:before="0" w:after="360" w:line="276" w:lineRule="auto"/>
+        <w:spacing w:after="360" w:line="276" w:lineRule="auto"/>
         <w:jc w:val="center"/>
       </w:pPr>
       <w:r>
         <w:rPr>
-          <w:rFonts w:ascii="Arial" w:hAnsi="Arial" w:eastAsia="Arial"/>
           <w:b/>
           <w:sz w:val="40"/>
         </w:rPr>
-        <w:t>RELAT?RIO FINAL</w:t>
-      </w:r>
-    </w:p>
-    <w:p>
-      <w:pPr>
-        <w:spacing w:before="0" w:after="280" w:line="276" w:lineRule="auto"/>
+        <w:t>RELAT</w:t>
+      </w:r>
+      <w:r>
+        <w:rPr>
+          <w:b/>
+          <w:sz w:val="40"/>
+        </w:rPr>
+        <w:t>O</w:t>
+      </w:r>
+      <w:r>
+        <w:rPr>
+          <w:b/>
+          <w:sz w:val="40"/>
+        </w:rPr>
+        <w:t>RIO FINAL</w:t>
+      </w:r>
+    </w:p>
+    <w:p>
+      <w:pPr>
+        <w:spacing w:after="280" w:line="276" w:lineRule="auto"/>
         <w:jc w:val="center"/>
       </w:pPr>
       <w:r>
         <w:rPr>
-          <w:rFonts w:ascii="Arial" w:hAnsi="Arial" w:eastAsia="Arial"/>
           <w:b/>
           <w:sz w:val="28"/>
         </w:rPr>
@@ -46,43 +56,28 @@
     </w:p>
     <w:p>
       <w:pPr>
-        <w:spacing w:before="0" w:after="160" w:line="276" w:lineRule="auto"/>
+        <w:spacing w:line="276" w:lineRule="auto"/>
         <w:jc w:val="center"/>
       </w:pPr>
       <w:r>
-        <w:rPr>
-          <w:rFonts w:ascii="Arial" w:hAnsi="Arial" w:eastAsia="Arial"/>
-          <w:b w:val="0"/>
-          <w:sz w:val="24"/>
-        </w:rPr>
         <w:t>Nome da Institui??o/Empresa: Unidade Curricular de Extens?o / Pizzaria Otaliva</w:t>
       </w:r>
     </w:p>
     <w:p>
       <w:pPr>
-        <w:spacing w:before="0" w:after="160" w:line="276" w:lineRule="auto"/>
+        <w:spacing w:line="276" w:lineRule="auto"/>
         <w:jc w:val="center"/>
       </w:pPr>
       <w:r>
-        <w:rPr>
-          <w:rFonts w:ascii="Arial" w:hAnsi="Arial" w:eastAsia="Arial"/>
-          <w:b w:val="0"/>
-          <w:sz w:val="24"/>
-        </w:rPr>
         <w:t>Autores: Willian Fernandes Paiva; Francisco Jucinery Alves Vieira; Wesllen Fernandes Paiva</w:t>
       </w:r>
     </w:p>
     <w:p>
       <w:pPr>
-        <w:spacing w:before="0" w:after="160" w:line="276" w:lineRule="auto"/>
+        <w:spacing w:line="276" w:lineRule="auto"/>
         <w:jc w:val="center"/>
       </w:pPr>
       <w:r>
-        <w:rPr>
-          <w:rFonts w:ascii="Arial" w:hAnsi="Arial" w:eastAsia="Arial"/>
-          <w:b w:val="0"/>
-          <w:sz w:val="24"/>
-        </w:rPr>
         <w:t>Local e Ano: Major Sales - RN, 2026</w:t>
       </w:r>
     </w:p>
@@ -94,79 +89,58 @@
     <w:p>
       <w:pPr>
         <w:spacing w:before="200" w:after="120" w:line="276" w:lineRule="auto"/>
-        <w:jc w:val="left"/>
-      </w:pPr>
-      <w:r>
-        <w:rPr>
-          <w:rFonts w:ascii="Arial" w:hAnsi="Arial" w:eastAsia="Arial"/>
+      </w:pPr>
+      <w:r>
+        <w:rPr>
           <w:b/>
           <w:sz w:val="28"/>
         </w:rPr>
+        <w:lastRenderedPageBreak/>
         <w:t>2. Resumo</w:t>
       </w:r>
     </w:p>
     <w:p>
       <w:pPr>
-        <w:spacing w:before="0" w:after="160" w:line="360" w:lineRule="auto"/>
-        <w:jc w:val="both"/>
-      </w:pPr>
-      <w:r>
-        <w:rPr>
-          <w:rFonts w:ascii="Arial" w:hAnsi="Arial" w:eastAsia="Arial"/>
-          <w:sz w:val="24"/>
-        </w:rPr>
+        <w:spacing w:line="360" w:lineRule="auto"/>
+        <w:jc w:val="both"/>
+      </w:pPr>
+      <w:r>
         <w:t xml:space="preserve">Este relatório apresenta o desenvolvimento do OtalivaBot, chatbot criado para apoiar o atendimento da Pizzaria Otaliva pelo WhatsApp. O projeto surgiu da necessidade de reduzir o tempo de resposta, diminuir erros no registro manual dos pedidos e organizar melhor a comunicação com os clientes. Para isso, foi construída uma solução local com Node.js, Express, </w:t>
       </w:r>
       <w:r>
         <w:rPr>
-          <w:rFonts w:ascii="Consolas" w:hAnsi="Consolas" w:eastAsia="Consolas"/>
-          <w:sz w:val="24"/>
+          <w:rFonts w:ascii="Consolas" w:eastAsia="Consolas" w:hAnsi="Consolas"/>
         </w:rPr>
         <w:t>whatsapp-web.js</w:t>
       </w:r>
       <w:r>
-        <w:rPr>
-          <w:rFonts w:ascii="Arial" w:hAnsi="Arial" w:eastAsia="Arial"/>
-          <w:sz w:val="24"/>
-        </w:rPr>
         <w:t xml:space="preserve">, SQLite, Sequelize e Ollama com o modelo </w:t>
       </w:r>
       <w:r>
         <w:rPr>
-          <w:rFonts w:ascii="Consolas" w:hAnsi="Consolas" w:eastAsia="Consolas"/>
-          <w:sz w:val="24"/>
+          <w:rFonts w:ascii="Consolas" w:eastAsia="Consolas" w:hAnsi="Consolas"/>
         </w:rPr>
         <w:t>llama3.2</w:t>
       </w:r>
       <w:r>
-        <w:rPr>
-          <w:rFonts w:ascii="Arial" w:hAnsi="Arial" w:eastAsia="Arial"/>
-          <w:sz w:val="24"/>
-        </w:rPr>
         <w:t>.</w:t>
       </w:r>
     </w:p>
     <w:p>
       <w:pPr>
-        <w:spacing w:before="0" w:after="160" w:line="360" w:lineRule="auto"/>
-        <w:jc w:val="both"/>
-      </w:pPr>
-      <w:r>
-        <w:rPr>
-          <w:rFonts w:ascii="Arial" w:hAnsi="Arial" w:eastAsia="Arial"/>
-          <w:sz w:val="24"/>
-        </w:rPr>
+        <w:spacing w:line="360" w:lineRule="auto"/>
+        <w:jc w:val="both"/>
+      </w:pPr>
+      <w:r>
         <w:t>O trabalho envolveu levantamento do problema, definição do fluxo conversacional, implementação do sistema e validação prática. Em 20 de abril de 2026, foram realizados testes locais de conexão com o Ollama, respostas a perguntas frequentes, exibição do cardápio, interpretação de pedidos em linguagem natural e simulação completa de um pedido com gravação no SQLite. Os resultados mostram que a solução é adequada para automatizar boa parte do atendimento e manter um fluxo claro de compra. Como limitações, a versão validada depende de execução local com autenticação via QR Code do WhatsApp e não possui suporte operacional a mensagens de áudio.</w:t>
       </w:r>
     </w:p>
     <w:p>
       <w:pPr>
         <w:spacing w:before="200" w:after="120" w:line="276" w:lineRule="auto"/>
-        <w:jc w:val="left"/>
-      </w:pPr>
-      <w:r>
-        <w:rPr>
-          <w:rFonts w:ascii="Arial" w:hAnsi="Arial" w:eastAsia="Arial"/>
+      </w:pPr>
+      <w:r>
+        <w:rPr>
           <w:b/>
           <w:sz w:val="28"/>
         </w:rPr>
@@ -175,51 +149,41 @@
     </w:p>
     <w:p>
       <w:pPr>
-        <w:spacing w:before="0" w:after="160" w:line="360" w:lineRule="auto"/>
-        <w:jc w:val="both"/>
-      </w:pPr>
-      <w:r>
-        <w:rPr>
-          <w:rFonts w:ascii="Arial" w:hAnsi="Arial" w:eastAsia="Arial"/>
-          <w:sz w:val="24"/>
-        </w:rPr>
+        <w:spacing w:line="360" w:lineRule="auto"/>
+        <w:jc w:val="both"/>
+      </w:pPr>
+      <w:r>
         <w:t>O WhatsApp se tornou um dos principais canais de contato entre empresas e clientes. Na Pizzaria Otaliva, esse canal já fazia parte da rotina de atendimento, mas o processo era manual. Com o aumento do volume de mensagens, surgiram problemas como demora nas respostas, maior chance de erro no registro dos pedidos e falta de padronização no atendimento.</w:t>
       </w:r>
     </w:p>
     <w:p>
       <w:pPr>
-        <w:spacing w:before="0" w:after="160" w:line="360" w:lineRule="auto"/>
-        <w:jc w:val="both"/>
-      </w:pPr>
-      <w:r>
-        <w:rPr>
-          <w:rFonts w:ascii="Arial" w:hAnsi="Arial" w:eastAsia="Arial"/>
-          <w:sz w:val="24"/>
-        </w:rPr>
+        <w:spacing w:line="360" w:lineRule="auto"/>
+        <w:jc w:val="both"/>
+      </w:pPr>
+      <w:r>
         <w:t>Diante desse cenário, o projeto OtalivaBot foi desenvolvido com foco prático. A proposta foi criar um chatbot capaz de receber o cliente, responder dúvidas, apresentar o cardápio, registrar pedidos e conduzir o atendimento até a confirmação da compra. Ao mesmo tempo, a equipe buscou avaliar a viabilidade de uma solução 100% local, sem dependência de APIs externas pagas.</w:t>
       </w:r>
     </w:p>
     <w:p>
       <w:pPr>
-        <w:spacing w:before="0" w:after="160" w:line="360" w:lineRule="auto"/>
-        <w:jc w:val="both"/>
-      </w:pPr>
-      <w:r>
-        <w:rPr>
-          <w:rFonts w:ascii="Arial" w:hAnsi="Arial" w:eastAsia="Arial"/>
-          <w:sz w:val="24"/>
-        </w:rPr>
-        <w:t>O objetivo principal foi construir e validar um chatbot conversacional para a Pizzaria Otaliva, integrado ao WhatsApp e capaz de atender de forma clara, organizada e natural. Como objetivos específicos, o projeto buscou: estruturar o atendimento por etapas, permitir pedidos por número e por linguagem natural, registrar os pedidos em banco de dados e verificar, por meio de testes, se a solução atende às necessidades do contexto analisado.</w:t>
+        <w:spacing w:line="360" w:lineRule="auto"/>
+        <w:jc w:val="both"/>
+      </w:pPr>
+      <w:r>
+        <w:t xml:space="preserve">O objetivo principal foi construir e validar um chatbot conversacional para a Pizzaria Otaliva, integrado ao WhatsApp e capaz de atender de forma clara, organizada e natural. Como objetivos específicos, o projeto buscou: estruturar o atendimento por etapas, permitir pedidos por número e por linguagem natural, </w:t>
+      </w:r>
+      <w:r>
+        <w:lastRenderedPageBreak/>
+        <w:t>registrar os pedidos em banco de dados e verificar, por meio de testes, se a solução atende às necessidades do contexto analisado.</w:t>
       </w:r>
     </w:p>
     <w:p>
       <w:pPr>
         <w:spacing w:before="200" w:after="120" w:line="276" w:lineRule="auto"/>
-        <w:jc w:val="left"/>
-      </w:pPr>
-      <w:r>
-        <w:rPr>
-          <w:rFonts w:ascii="Arial" w:hAnsi="Arial" w:eastAsia="Arial"/>
+      </w:pPr>
+      <w:r>
+        <w:rPr>
           <w:b/>
           <w:sz w:val="28"/>
         </w:rPr>
@@ -228,398 +192,263 @@
     </w:p>
     <w:p>
       <w:pPr>
-        <w:spacing w:before="0" w:after="160" w:line="360" w:lineRule="auto"/>
-        <w:jc w:val="both"/>
-      </w:pPr>
-      <w:r>
-        <w:rPr>
-          <w:rFonts w:ascii="Arial" w:hAnsi="Arial" w:eastAsia="Arial"/>
-          <w:sz w:val="24"/>
-        </w:rPr>
+        <w:spacing w:line="360" w:lineRule="auto"/>
+        <w:jc w:val="both"/>
+      </w:pPr>
+      <w:r>
         <w:t>O desenvolvimento do projeto foi dividido em etapas. Primeiro, a equipe analisou o contexto da pizzaria e identificou os principais problemas do atendimento manual. Em seguida, foram produzidos os documentos de Design Conversacional Completo, High-Level Design Conversacional e Low-Level Design Conversacional. Esses materiais serviram para definir a persona do chatbot, o tom de comunicação, os fluxos principais, os requisitos do sistema e os cenários de teste.</w:t>
       </w:r>
     </w:p>
     <w:p>
       <w:pPr>
-        <w:spacing w:before="0" w:after="160" w:line="360" w:lineRule="auto"/>
-        <w:jc w:val="both"/>
-      </w:pPr>
-      <w:r>
-        <w:rPr>
-          <w:rFonts w:ascii="Arial" w:hAnsi="Arial" w:eastAsia="Arial"/>
-          <w:sz w:val="24"/>
-        </w:rPr>
+        <w:spacing w:line="360" w:lineRule="auto"/>
+        <w:jc w:val="both"/>
+      </w:pPr>
+      <w:r>
         <w:t xml:space="preserve">Na etapa de implementação, foi adotada uma arquitetura em camadas. O servidor foi desenvolvido em Node.js com Express. A integração com o WhatsApp foi feita com a biblioteca </w:t>
       </w:r>
       <w:r>
         <w:rPr>
-          <w:rFonts w:ascii="Consolas" w:hAnsi="Consolas" w:eastAsia="Consolas"/>
-          <w:sz w:val="24"/>
+          <w:rFonts w:ascii="Consolas" w:eastAsia="Consolas" w:hAnsi="Consolas"/>
         </w:rPr>
         <w:t>whatsapp-web.js</w:t>
       </w:r>
       <w:r>
-        <w:rPr>
-          <w:rFonts w:ascii="Arial" w:hAnsi="Arial" w:eastAsia="Arial"/>
-          <w:sz w:val="24"/>
-        </w:rPr>
         <w:t xml:space="preserve">. O banco de dados escolhido foi o SQLite, com uso do Sequelize ORM. Para a inteligência artificial, foi utilizado o Ollama com o modelo </w:t>
       </w:r>
       <w:r>
         <w:rPr>
-          <w:rFonts w:ascii="Consolas" w:hAnsi="Consolas" w:eastAsia="Consolas"/>
-          <w:sz w:val="24"/>
+          <w:rFonts w:ascii="Consolas" w:eastAsia="Consolas" w:hAnsi="Consolas"/>
         </w:rPr>
         <w:t>llama3.2</w:t>
       </w:r>
       <w:r>
-        <w:rPr>
-          <w:rFonts w:ascii="Arial" w:hAnsi="Arial" w:eastAsia="Arial"/>
-          <w:sz w:val="24"/>
-        </w:rPr>
         <w:t>, executado localmente. Essa escolha permitiu manter baixo custo, simplicidade de manutenção e maior controle sobre os dados.</w:t>
       </w:r>
     </w:p>
     <w:p>
       <w:pPr>
-        <w:spacing w:before="0" w:after="160" w:line="360" w:lineRule="auto"/>
-        <w:jc w:val="both"/>
-      </w:pPr>
-      <w:r>
-        <w:rPr>
-          <w:rFonts w:ascii="Arial" w:hAnsi="Arial" w:eastAsia="Arial"/>
-          <w:sz w:val="24"/>
-        </w:rPr>
+        <w:spacing w:line="360" w:lineRule="auto"/>
+        <w:jc w:val="both"/>
+      </w:pPr>
+      <w:r>
         <w:t xml:space="preserve">O fluxo do chatbot foi organizado como uma máquina de estados finitos. O estado </w:t>
       </w:r>
       <w:r>
         <w:rPr>
-          <w:rFonts w:ascii="Consolas" w:hAnsi="Consolas" w:eastAsia="Consolas"/>
-          <w:sz w:val="24"/>
+          <w:rFonts w:ascii="Consolas" w:eastAsia="Consolas" w:hAnsi="Consolas"/>
         </w:rPr>
         <w:t>MENU</w:t>
       </w:r>
       <w:r>
-        <w:rPr>
-          <w:rFonts w:ascii="Arial" w:hAnsi="Arial" w:eastAsia="Arial"/>
-          <w:sz w:val="24"/>
-        </w:rPr>
         <w:t xml:space="preserve"> funciona como ponto central da conversa. A partir dele, o cliente pode ver o cardápio, fazer perguntas, iniciar um pedido ou finalizar a compra. Quando escolhe um item por número, o sistema avança para </w:t>
       </w:r>
       <w:r>
         <w:rPr>
-          <w:rFonts w:ascii="Consolas" w:hAnsi="Consolas" w:eastAsia="Consolas"/>
-          <w:sz w:val="24"/>
+          <w:rFonts w:ascii="Consolas" w:eastAsia="Consolas" w:hAnsi="Consolas"/>
         </w:rPr>
         <w:t>QUANTIDADE</w:t>
       </w:r>
       <w:r>
-        <w:rPr>
-          <w:rFonts w:ascii="Arial" w:hAnsi="Arial" w:eastAsia="Arial"/>
-          <w:sz w:val="24"/>
-        </w:rPr>
         <w:t xml:space="preserve">; depois retorna ao </w:t>
       </w:r>
       <w:r>
         <w:rPr>
-          <w:rFonts w:ascii="Consolas" w:hAnsi="Consolas" w:eastAsia="Consolas"/>
-          <w:sz w:val="24"/>
+          <w:rFonts w:ascii="Consolas" w:eastAsia="Consolas" w:hAnsi="Consolas"/>
         </w:rPr>
         <w:t>MENU</w:t>
       </w:r>
       <w:r>
-        <w:rPr>
-          <w:rFonts w:ascii="Arial" w:hAnsi="Arial" w:eastAsia="Arial"/>
-          <w:sz w:val="24"/>
-        </w:rPr>
         <w:t xml:space="preserve">, permitindo adicionar novos itens ou seguir para </w:t>
       </w:r>
       <w:r>
         <w:rPr>
-          <w:rFonts w:ascii="Consolas" w:hAnsi="Consolas" w:eastAsia="Consolas"/>
-          <w:sz w:val="24"/>
+          <w:rFonts w:ascii="Consolas" w:eastAsia="Consolas" w:hAnsi="Consolas"/>
         </w:rPr>
         <w:t>PAGAMENTO</w:t>
       </w:r>
       <w:r>
-        <w:rPr>
-          <w:rFonts w:ascii="Arial" w:hAnsi="Arial" w:eastAsia="Arial"/>
-          <w:sz w:val="24"/>
-        </w:rPr>
         <w:t xml:space="preserve">, </w:t>
       </w:r>
       <w:r>
         <w:rPr>
-          <w:rFonts w:ascii="Consolas" w:hAnsi="Consolas" w:eastAsia="Consolas"/>
-          <w:sz w:val="24"/>
+          <w:rFonts w:ascii="Consolas" w:eastAsia="Consolas" w:hAnsi="Consolas"/>
         </w:rPr>
         <w:t>ENDERECO</w:t>
       </w:r>
       <w:r>
-        <w:rPr>
-          <w:rFonts w:ascii="Arial" w:hAnsi="Arial" w:eastAsia="Arial"/>
-          <w:sz w:val="24"/>
-        </w:rPr>
         <w:t xml:space="preserve"> e </w:t>
       </w:r>
       <w:r>
         <w:rPr>
-          <w:rFonts w:ascii="Consolas" w:hAnsi="Consolas" w:eastAsia="Consolas"/>
-          <w:sz w:val="24"/>
+          <w:rFonts w:ascii="Consolas" w:eastAsia="Consolas" w:hAnsi="Consolas"/>
         </w:rPr>
         <w:t>CONFIRMACAO</w:t>
       </w:r>
       <w:r>
-        <w:rPr>
-          <w:rFonts w:ascii="Arial" w:hAnsi="Arial" w:eastAsia="Arial"/>
-          <w:sz w:val="24"/>
-        </w:rPr>
         <w:t>. Esse modelo torna o atendimento mais previsível e evita confusão entre conversas de clientes diferentes.</w:t>
       </w:r>
     </w:p>
     <w:p>
       <w:pPr>
-        <w:spacing w:before="0" w:after="160" w:line="360" w:lineRule="auto"/>
-        <w:jc w:val="both"/>
-      </w:pPr>
-      <w:r>
-        <w:rPr>
-          <w:rFonts w:ascii="Arial" w:hAnsi="Arial" w:eastAsia="Arial"/>
-          <w:sz w:val="24"/>
-        </w:rPr>
+        <w:spacing w:line="360" w:lineRule="auto"/>
+        <w:jc w:val="both"/>
+      </w:pPr>
+      <w:r>
         <w:t>Outro ponto importante da metodologia foi o uso combinado de regras fixas e IA local. As etapas mais sensíveis, como pagamento, endereço e confirmação do pedido, foram tratadas com lógica determinística. Já as mensagens abertas, como saudações, dúvidas e pedidos em linguagem natural, foram encaminhadas para a camada de IA. Com isso, o sistema manteve controle nas etapas críticas e ganhou flexibilidade nas respostas.</w:t>
       </w:r>
     </w:p>
     <w:p>
       <w:pPr>
-        <w:spacing w:before="0" w:after="160" w:line="360" w:lineRule="auto"/>
-        <w:jc w:val="both"/>
-      </w:pPr>
-      <w:r>
-        <w:rPr>
-          <w:rFonts w:ascii="Arial" w:hAnsi="Arial" w:eastAsia="Arial"/>
-          <w:sz w:val="24"/>
-        </w:rPr>
+        <w:spacing w:line="360" w:lineRule="auto"/>
+        <w:jc w:val="both"/>
+      </w:pPr>
+      <w:r>
+        <w:lastRenderedPageBreak/>
         <w:t xml:space="preserve">Na implementação, foram utilizados os serviços </w:t>
       </w:r>
       <w:r>
         <w:rPr>
-          <w:rFonts w:ascii="Consolas" w:hAnsi="Consolas" w:eastAsia="Consolas"/>
-          <w:sz w:val="24"/>
+          <w:rFonts w:ascii="Consolas" w:eastAsia="Consolas" w:hAnsi="Consolas"/>
         </w:rPr>
         <w:t>ChatbotService</w:t>
       </w:r>
       <w:r>
-        <w:rPr>
-          <w:rFonts w:ascii="Arial" w:hAnsi="Arial" w:eastAsia="Arial"/>
-          <w:sz w:val="24"/>
-        </w:rPr>
         <w:t xml:space="preserve">, </w:t>
       </w:r>
       <w:r>
         <w:rPr>
-          <w:rFonts w:ascii="Consolas" w:hAnsi="Consolas" w:eastAsia="Consolas"/>
-          <w:sz w:val="24"/>
+          <w:rFonts w:ascii="Consolas" w:eastAsia="Consolas" w:hAnsi="Consolas"/>
         </w:rPr>
         <w:t>ClienteService</w:t>
       </w:r>
       <w:r>
-        <w:rPr>
-          <w:rFonts w:ascii="Arial" w:hAnsi="Arial" w:eastAsia="Arial"/>
-          <w:sz w:val="24"/>
-        </w:rPr>
         <w:t xml:space="preserve">, </w:t>
       </w:r>
       <w:r>
         <w:rPr>
-          <w:rFonts w:ascii="Consolas" w:hAnsi="Consolas" w:eastAsia="Consolas"/>
-          <w:sz w:val="24"/>
+          <w:rFonts w:ascii="Consolas" w:eastAsia="Consolas" w:hAnsi="Consolas"/>
         </w:rPr>
         <w:t>PedidoService</w:t>
       </w:r>
       <w:r>
-        <w:rPr>
-          <w:rFonts w:ascii="Arial" w:hAnsi="Arial" w:eastAsia="Arial"/>
-          <w:sz w:val="24"/>
-        </w:rPr>
         <w:t xml:space="preserve">, </w:t>
       </w:r>
       <w:r>
         <w:rPr>
-          <w:rFonts w:ascii="Consolas" w:hAnsi="Consolas" w:eastAsia="Consolas"/>
-          <w:sz w:val="24"/>
+          <w:rFonts w:ascii="Consolas" w:eastAsia="Consolas" w:hAnsi="Consolas"/>
         </w:rPr>
         <w:t>AIService</w:t>
       </w:r>
       <w:r>
-        <w:rPr>
-          <w:rFonts w:ascii="Arial" w:hAnsi="Arial" w:eastAsia="Arial"/>
-          <w:sz w:val="24"/>
-        </w:rPr>
         <w:t xml:space="preserve">, </w:t>
       </w:r>
       <w:r>
         <w:rPr>
-          <w:rFonts w:ascii="Consolas" w:hAnsi="Consolas" w:eastAsia="Consolas"/>
-          <w:sz w:val="24"/>
+          <w:rFonts w:ascii="Consolas" w:eastAsia="Consolas" w:hAnsi="Consolas"/>
         </w:rPr>
         <w:t>OllamaService</w:t>
       </w:r>
       <w:r>
-        <w:rPr>
-          <w:rFonts w:ascii="Arial" w:hAnsi="Arial" w:eastAsia="Arial"/>
-          <w:sz w:val="24"/>
-        </w:rPr>
         <w:t xml:space="preserve"> e </w:t>
       </w:r>
       <w:r>
         <w:rPr>
-          <w:rFonts w:ascii="Consolas" w:hAnsi="Consolas" w:eastAsia="Consolas"/>
-          <w:sz w:val="24"/>
+          <w:rFonts w:ascii="Consolas" w:eastAsia="Consolas" w:hAnsi="Consolas"/>
         </w:rPr>
         <w:t>TimeoutService</w:t>
       </w:r>
       <w:r>
-        <w:rPr>
-          <w:rFonts w:ascii="Arial" w:hAnsi="Arial" w:eastAsia="Arial"/>
-          <w:sz w:val="24"/>
-        </w:rPr>
         <w:t xml:space="preserve">, além do controlador </w:t>
       </w:r>
       <w:r>
         <w:rPr>
-          <w:rFonts w:ascii="Consolas" w:hAnsi="Consolas" w:eastAsia="Consolas"/>
-          <w:sz w:val="24"/>
+          <w:rFonts w:ascii="Consolas" w:eastAsia="Consolas" w:hAnsi="Consolas"/>
         </w:rPr>
         <w:t>WhatsAppController</w:t>
       </w:r>
       <w:r>
-        <w:rPr>
-          <w:rFonts w:ascii="Arial" w:hAnsi="Arial" w:eastAsia="Arial"/>
-          <w:sz w:val="24"/>
-        </w:rPr>
         <w:t xml:space="preserve"> e dos modelos </w:t>
       </w:r>
       <w:r>
         <w:rPr>
-          <w:rFonts w:ascii="Consolas" w:hAnsi="Consolas" w:eastAsia="Consolas"/>
-          <w:sz w:val="24"/>
+          <w:rFonts w:ascii="Consolas" w:eastAsia="Consolas" w:hAnsi="Consolas"/>
         </w:rPr>
         <w:t>Cliente</w:t>
       </w:r>
       <w:r>
-        <w:rPr>
-          <w:rFonts w:ascii="Arial" w:hAnsi="Arial" w:eastAsia="Arial"/>
-          <w:sz w:val="24"/>
-        </w:rPr>
         <w:t xml:space="preserve">, </w:t>
       </w:r>
       <w:r>
         <w:rPr>
-          <w:rFonts w:ascii="Consolas" w:hAnsi="Consolas" w:eastAsia="Consolas"/>
-          <w:sz w:val="24"/>
+          <w:rFonts w:ascii="Consolas" w:eastAsia="Consolas" w:hAnsi="Consolas"/>
         </w:rPr>
         <w:t>Pedido</w:t>
       </w:r>
       <w:r>
-        <w:rPr>
-          <w:rFonts w:ascii="Arial" w:hAnsi="Arial" w:eastAsia="Arial"/>
-          <w:sz w:val="24"/>
-        </w:rPr>
         <w:t xml:space="preserve"> e </w:t>
       </w:r>
       <w:r>
         <w:rPr>
-          <w:rFonts w:ascii="Consolas" w:hAnsi="Consolas" w:eastAsia="Consolas"/>
-          <w:sz w:val="24"/>
+          <w:rFonts w:ascii="Consolas" w:eastAsia="Consolas" w:hAnsi="Consolas"/>
         </w:rPr>
         <w:t>ItemPedido</w:t>
       </w:r>
       <w:r>
-        <w:rPr>
-          <w:rFonts w:ascii="Arial" w:hAnsi="Arial" w:eastAsia="Arial"/>
-          <w:sz w:val="24"/>
-        </w:rPr>
         <w:t>. Também foram usados scripts auxiliares para verificar a disponibilidade do Ollama e testar o fluxo do chatbot.</w:t>
       </w:r>
     </w:p>
     <w:p>
       <w:pPr>
-        <w:spacing w:before="0" w:after="160" w:line="360" w:lineRule="auto"/>
-        <w:jc w:val="both"/>
-      </w:pPr>
-      <w:r>
-        <w:rPr>
-          <w:rFonts w:ascii="Arial" w:hAnsi="Arial" w:eastAsia="Arial"/>
-          <w:sz w:val="24"/>
-        </w:rPr>
+        <w:spacing w:line="360" w:lineRule="auto"/>
+        <w:jc w:val="both"/>
+      </w:pPr>
+      <w:r>
         <w:t xml:space="preserve">Na etapa de validação, a equipe realizou testes funcionais locais. Em 20 de abril de 2026, o script </w:t>
       </w:r>
       <w:r>
         <w:rPr>
-          <w:rFonts w:ascii="Consolas" w:hAnsi="Consolas" w:eastAsia="Consolas"/>
-          <w:sz w:val="24"/>
+          <w:rFonts w:ascii="Consolas" w:eastAsia="Consolas" w:hAnsi="Consolas"/>
         </w:rPr>
         <w:t>node scripts/verificar-ollama.js</w:t>
       </w:r>
       <w:r>
-        <w:rPr>
-          <w:rFonts w:ascii="Arial" w:hAnsi="Arial" w:eastAsia="Arial"/>
-          <w:sz w:val="24"/>
-        </w:rPr>
         <w:t xml:space="preserve"> confirmou que o Ollama estava disponível em </w:t>
       </w:r>
       <w:r>
         <w:rPr>
-          <w:rFonts w:ascii="Consolas" w:hAnsi="Consolas" w:eastAsia="Consolas"/>
-          <w:sz w:val="24"/>
+          <w:rFonts w:ascii="Consolas" w:eastAsia="Consolas" w:hAnsi="Consolas"/>
         </w:rPr>
         <w:t>http://localhost:11434</w:t>
       </w:r>
       <w:r>
-        <w:rPr>
-          <w:rFonts w:ascii="Arial" w:hAnsi="Arial" w:eastAsia="Arial"/>
-          <w:sz w:val="24"/>
-        </w:rPr>
         <w:t xml:space="preserve"> e que o modelo </w:t>
       </w:r>
       <w:r>
         <w:rPr>
-          <w:rFonts w:ascii="Consolas" w:hAnsi="Consolas" w:eastAsia="Consolas"/>
-          <w:sz w:val="24"/>
+          <w:rFonts w:ascii="Consolas" w:eastAsia="Consolas" w:hAnsi="Consolas"/>
         </w:rPr>
         <w:t>llama3.2</w:t>
       </w:r>
       <w:r>
-        <w:rPr>
-          <w:rFonts w:ascii="Arial" w:hAnsi="Arial" w:eastAsia="Arial"/>
-          <w:sz w:val="24"/>
-        </w:rPr>
         <w:t xml:space="preserve"> estava configurado para uso. Na mesma data, o script </w:t>
       </w:r>
       <w:r>
         <w:rPr>
-          <w:rFonts w:ascii="Consolas" w:hAnsi="Consolas" w:eastAsia="Consolas"/>
-          <w:sz w:val="24"/>
+          <w:rFonts w:ascii="Consolas" w:eastAsia="Consolas" w:hAnsi="Consolas"/>
         </w:rPr>
         <w:t>node scripts/testar-fluxo-chatbot.js</w:t>
       </w:r>
       <w:r>
-        <w:rPr>
-          <w:rFonts w:ascii="Arial" w:hAnsi="Arial" w:eastAsia="Arial"/>
-          <w:sz w:val="24"/>
-        </w:rPr>
         <w:t xml:space="preserve"> validou cenários como saudação, pergunta sobre horário, pergunta sobre preço, exibição do cardápio e pedido em linguagem natural. Além disso, foi feita uma simulação completa de compra, do menu até a confirmação, com gravação de pedido no banco SQLite.</w:t>
       </w:r>
     </w:p>
     <w:p>
       <w:pPr>
         <w:spacing w:before="200" w:after="120" w:line="276" w:lineRule="auto"/>
-        <w:jc w:val="left"/>
-      </w:pPr>
-      <w:r>
-        <w:rPr>
-          <w:rFonts w:ascii="Arial" w:hAnsi="Arial" w:eastAsia="Arial"/>
+      </w:pPr>
+      <w:r>
+        <w:rPr>
           <w:b/>
           <w:sz w:val="28"/>
         </w:rPr>
@@ -628,34 +457,26 @@
     </w:p>
     <w:p>
       <w:pPr>
-        <w:spacing w:before="0" w:after="160" w:line="360" w:lineRule="auto"/>
-        <w:jc w:val="both"/>
-      </w:pPr>
-      <w:r>
-        <w:rPr>
-          <w:rFonts w:ascii="Arial" w:hAnsi="Arial" w:eastAsia="Arial"/>
-          <w:sz w:val="24"/>
-        </w:rPr>
+        <w:spacing w:line="360" w:lineRule="auto"/>
+        <w:jc w:val="both"/>
+      </w:pPr>
+      <w:r>
         <w:t>Os resultados obtidos mostram que o OtalivaBot atendeu à maior parte dos objetivos definidos para a versão final do projeto. O chatbot conseguiu responder saudações e perguntas frequentes, exibir o cardápio, interpretar pedidos em linguagem natural, registrar itens no carrinho, solicitar pagamento e endereço, e confirmar o pedido com persistência em banco de dados.</w:t>
       </w:r>
     </w:p>
     <w:p>
       <w:pPr>
-        <w:spacing w:before="0" w:after="160" w:line="360" w:lineRule="auto"/>
-        <w:jc w:val="both"/>
-      </w:pPr>
-      <w:r>
-        <w:rPr>
-          <w:rFonts w:ascii="Arial" w:hAnsi="Arial" w:eastAsia="Arial"/>
-          <w:sz w:val="24"/>
-        </w:rPr>
+        <w:spacing w:line="360" w:lineRule="auto"/>
+        <w:jc w:val="both"/>
+      </w:pPr>
+      <w:r>
         <w:t>Na prática, a validação local indicou os seguintes resultados:</w:t>
       </w:r>
     </w:p>
     <w:tbl>
       <w:tblPr>
-        <w:tblW w:type="auto" w:w="0"/>
-        <w:tblLook w:firstColumn="1" w:firstRow="1" w:lastColumn="0" w:lastRow="0" w:noHBand="0" w:noVBand="1" w:val="04A0"/>
+        <w:tblW w:w="0" w:type="auto"/>
+        <w:tblLook w:val="04A0" w:firstRow="1" w:lastRow="0" w:firstColumn="1" w:lastColumn="0" w:noHBand="0" w:noVBand="1"/>
       </w:tblPr>
       <w:tblGrid>
         <w:gridCol w:w="4252"/>
@@ -664,16 +485,15 @@
       <w:tr>
         <w:tc>
           <w:tcPr>
-            <w:tcW w:type="dxa" w:w="4252"/>
+            <w:tcW w:w="4252" w:type="dxa"/>
           </w:tcPr>
           <w:p>
             <w:pPr>
-              <w:spacing w:before="0" w:after="0" w:line="240" w:lineRule="auto"/>
+              <w:spacing w:after="0" w:line="240" w:lineRule="auto"/>
               <w:jc w:val="center"/>
             </w:pPr>
             <w:r>
               <w:rPr>
-                <w:rFonts w:ascii="Arial" w:hAnsi="Arial" w:eastAsia="Arial"/>
                 <w:b/>
                 <w:sz w:val="22"/>
               </w:rPr>
@@ -683,16 +503,15 @@
         </w:tc>
         <w:tc>
           <w:tcPr>
-            <w:tcW w:type="dxa" w:w="4252"/>
+            <w:tcW w:w="4252" w:type="dxa"/>
           </w:tcPr>
           <w:p>
             <w:pPr>
-              <w:spacing w:before="0" w:after="0" w:line="240" w:lineRule="auto"/>
+              <w:spacing w:after="0" w:line="240" w:lineRule="auto"/>
               <w:jc w:val="center"/>
             </w:pPr>
             <w:r>
               <w:rPr>
-                <w:rFonts w:ascii="Arial" w:hAnsi="Arial" w:eastAsia="Arial"/>
                 <w:b/>
                 <w:sz w:val="22"/>
               </w:rPr>
@@ -704,16 +523,14 @@
       <w:tr>
         <w:tc>
           <w:tcPr>
-            <w:tcW w:type="dxa" w:w="4252"/>
+            <w:tcW w:w="4252" w:type="dxa"/>
           </w:tcPr>
           <w:p>
             <w:pPr>
-              <w:spacing w:before="0" w:after="0" w:line="276" w:lineRule="auto"/>
-              <w:jc w:val="left"/>
+              <w:spacing w:after="0" w:line="276" w:lineRule="auto"/>
             </w:pPr>
             <w:r>
               <w:rPr>
-                <w:rFonts w:ascii="Arial" w:hAnsi="Arial" w:eastAsia="Arial"/>
                 <w:sz w:val="22"/>
               </w:rPr>
               <w:t>Verificação da IA local</w:t>
@@ -722,88 +539,39 @@
         </w:tc>
         <w:tc>
           <w:tcPr>
-            <w:tcW w:type="dxa" w:w="4252"/>
+            <w:tcW w:w="4252" w:type="dxa"/>
           </w:tcPr>
           <w:p>
             <w:pPr>
-              <w:spacing w:before="0" w:after="0" w:line="276" w:lineRule="auto"/>
-              <w:jc w:val="left"/>
+              <w:spacing w:line="360" w:lineRule="auto"/>
+              <w:jc w:val="both"/>
             </w:pPr>
             <w:r>
               <w:rPr>
-                <w:rFonts w:ascii="Arial" w:hAnsi="Arial" w:eastAsia="Arial"/>
                 <w:sz w:val="22"/>
               </w:rPr>
               <w:t xml:space="preserve">O script </w:t>
             </w:r>
             <w:r>
               <w:rPr>
-                <w:rFonts w:ascii="Consolas" w:hAnsi="Consolas" w:eastAsia="Consolas"/>
+                <w:rFonts w:ascii="Consolas" w:eastAsia="Consolas" w:hAnsi="Consolas"/>
                 <w:sz w:val="22"/>
               </w:rPr>
               <w:t>verificar-ollama.js</w:t>
             </w:r>
             <w:r>
               <w:rPr>
-                <w:rFonts w:ascii="Arial" w:hAnsi="Arial" w:eastAsia="Arial"/>
                 <w:sz w:val="22"/>
               </w:rPr>
-              <w:t xml:space="preserve"> confirmou conexão com o Ollama e listou os modelos </w:t>
+              <w:t xml:space="preserve"> confirmou conexão com o Ollama e listou o modelo, </w:t>
             </w:r>
             <w:r>
               <w:rPr>
-                <w:rFonts w:ascii="Consolas" w:hAnsi="Consolas" w:eastAsia="Consolas"/>
-                <w:sz w:val="22"/>
+                <w:rFonts w:ascii="Consolas" w:eastAsia="Consolas" w:hAnsi="Consolas"/>
               </w:rPr>
-              <w:t>karanchopda333/whisper:latest</w:t>
+              <w:t>llama3.2</w:t>
             </w:r>
             <w:r>
-              <w:rPr>
-                <w:rFonts w:ascii="Arial" w:hAnsi="Arial" w:eastAsia="Arial"/>
-                <w:sz w:val="22"/>
-              </w:rPr>
-              <w:t xml:space="preserve">, </w:t>
-            </w:r>
-            <w:r>
-              <w:rPr>
-                <w:rFonts w:ascii="Consolas" w:hAnsi="Consolas" w:eastAsia="Consolas"/>
-                <w:sz w:val="22"/>
-              </w:rPr>
-              <w:t>llama3.2:latest</w:t>
-            </w:r>
-            <w:r>
-              <w:rPr>
-                <w:rFonts w:ascii="Arial" w:hAnsi="Arial" w:eastAsia="Arial"/>
-                <w:sz w:val="22"/>
-              </w:rPr>
-              <w:t xml:space="preserve">, </w:t>
-            </w:r>
-            <w:r>
-              <w:rPr>
-                <w:rFonts w:ascii="Consolas" w:hAnsi="Consolas" w:eastAsia="Consolas"/>
-                <w:sz w:val="22"/>
-              </w:rPr>
-              <w:t>qwen2.5:3b</w:t>
-            </w:r>
-            <w:r>
-              <w:rPr>
-                <w:rFonts w:ascii="Arial" w:hAnsi="Arial" w:eastAsia="Arial"/>
-                <w:sz w:val="22"/>
-              </w:rPr>
-              <w:t xml:space="preserve"> e </w:t>
-            </w:r>
-            <w:r>
-              <w:rPr>
-                <w:rFonts w:ascii="Consolas" w:hAnsi="Consolas" w:eastAsia="Consolas"/>
-                <w:sz w:val="22"/>
-              </w:rPr>
-              <w:t>qwen3:1.7b</w:t>
-            </w:r>
-            <w:r>
-              <w:rPr>
-                <w:rFonts w:ascii="Arial" w:hAnsi="Arial" w:eastAsia="Arial"/>
-                <w:sz w:val="22"/>
-              </w:rPr>
               <w:t>.</w:t>
             </w:r>
           </w:p>
@@ -812,16 +580,14 @@
       <w:tr>
         <w:tc>
           <w:tcPr>
-            <w:tcW w:type="dxa" w:w="4252"/>
+            <w:tcW w:w="4252" w:type="dxa"/>
           </w:tcPr>
           <w:p>
             <w:pPr>
-              <w:spacing w:before="0" w:after="0" w:line="276" w:lineRule="auto"/>
-              <w:jc w:val="left"/>
+              <w:spacing w:after="0" w:line="276" w:lineRule="auto"/>
             </w:pPr>
             <w:r>
               <w:rPr>
-                <w:rFonts w:ascii="Arial" w:hAnsi="Arial" w:eastAsia="Arial"/>
                 <w:sz w:val="22"/>
               </w:rPr>
               <w:t>Fluxo conversacional básico</w:t>
@@ -830,44 +596,40 @@
         </w:tc>
         <w:tc>
           <w:tcPr>
-            <w:tcW w:type="dxa" w:w="4252"/>
+            <w:tcW w:w="4252" w:type="dxa"/>
           </w:tcPr>
           <w:p>
             <w:pPr>
-              <w:spacing w:before="0" w:after="0" w:line="276" w:lineRule="auto"/>
-              <w:jc w:val="left"/>
+              <w:spacing w:after="0" w:line="276" w:lineRule="auto"/>
             </w:pPr>
             <w:r>
               <w:rPr>
-                <w:rFonts w:ascii="Arial" w:hAnsi="Arial" w:eastAsia="Arial"/>
                 <w:sz w:val="22"/>
               </w:rPr>
               <w:t xml:space="preserve">O script </w:t>
             </w:r>
             <w:r>
               <w:rPr>
-                <w:rFonts w:ascii="Consolas" w:hAnsi="Consolas" w:eastAsia="Consolas"/>
+                <w:rFonts w:ascii="Consolas" w:eastAsia="Consolas" w:hAnsi="Consolas"/>
                 <w:sz w:val="22"/>
               </w:rPr>
               <w:t>testar-fluxo-chatbot.js</w:t>
             </w:r>
             <w:r>
               <w:rPr>
-                <w:rFonts w:ascii="Arial" w:hAnsi="Arial" w:eastAsia="Arial"/>
                 <w:sz w:val="22"/>
               </w:rPr>
               <w:t xml:space="preserve"> processou com sucesso saudação, pergunta de horário, pergunta de preço, comando </w:t>
             </w:r>
             <w:r>
               <w:rPr>
-                <w:rFonts w:ascii="Consolas" w:hAnsi="Consolas" w:eastAsia="Consolas"/>
+                <w:rFonts w:ascii="Consolas" w:eastAsia="Consolas" w:hAnsi="Consolas"/>
                 <w:sz w:val="22"/>
               </w:rPr>
               <w:t>cardapio</w:t>
             </w:r>
             <w:r>
               <w:rPr>
-                <w:rFonts w:ascii="Arial" w:hAnsi="Arial" w:eastAsia="Arial"/>
                 <w:sz w:val="22"/>
               </w:rPr>
               <w:t xml:space="preserve"> e pedido em linguagem natural.</w:t>
@@ -878,16 +640,14 @@
       <w:tr>
         <w:tc>
           <w:tcPr>
-            <w:tcW w:type="dxa" w:w="4252"/>
+            <w:tcW w:w="4252" w:type="dxa"/>
           </w:tcPr>
           <w:p>
             <w:pPr>
-              <w:spacing w:before="0" w:after="0" w:line="276" w:lineRule="auto"/>
-              <w:jc w:val="left"/>
+              <w:spacing w:after="0" w:line="276" w:lineRule="auto"/>
             </w:pPr>
             <w:r>
               <w:rPr>
-                <w:rFonts w:ascii="Arial" w:hAnsi="Arial" w:eastAsia="Arial"/>
                 <w:sz w:val="22"/>
               </w:rPr>
               <w:t>Persistência ponta a ponta</w:t>
@@ -896,16 +656,14 @@
         </w:tc>
         <w:tc>
           <w:tcPr>
-            <w:tcW w:type="dxa" w:w="4252"/>
+            <w:tcW w:w="4252" w:type="dxa"/>
           </w:tcPr>
           <w:p>
             <w:pPr>
-              <w:spacing w:before="0" w:after="0" w:line="276" w:lineRule="auto"/>
-              <w:jc w:val="left"/>
+              <w:spacing w:after="0" w:line="276" w:lineRule="auto"/>
             </w:pPr>
             <w:r>
               <w:rPr>
-                <w:rFonts w:ascii="Arial" w:hAnsi="Arial" w:eastAsia="Arial"/>
                 <w:sz w:val="22"/>
               </w:rPr>
               <w:t>Uma simulação completa gerou um pedido confirmado no banco SQLite, com total de R$ 60,00, pagamento via Pix e item vinculado ao pedido.</w:t>
@@ -917,106 +675,74 @@
     <w:p/>
     <w:p>
       <w:pPr>
-        <w:spacing w:before="0" w:after="160" w:line="360" w:lineRule="auto"/>
-        <w:jc w:val="both"/>
-      </w:pPr>
-      <w:r>
-        <w:rPr>
-          <w:rFonts w:ascii="Arial" w:hAnsi="Arial" w:eastAsia="Arial"/>
-          <w:sz w:val="24"/>
-        </w:rPr>
+        <w:spacing w:line="360" w:lineRule="auto"/>
+        <w:jc w:val="both"/>
+      </w:pPr>
+      <w:r>
+        <w:lastRenderedPageBreak/>
         <w:t>Do ponto de vista do atendimento, o principal ganho foi a padronização do processo. O cliente pode seguir um fluxo mais claro, com menos dependência de resposta humana imediata para ações repetitivas, como consultar o cardápio, informar a forma de pagamento e confirmar o pedido. Além disso, por funcionar localmente, a solução evita o envio de dados para serviços externos e reduz custos recorrentes.</w:t>
       </w:r>
     </w:p>
     <w:p>
       <w:pPr>
-        <w:spacing w:before="0" w:after="160" w:line="360" w:lineRule="auto"/>
-        <w:jc w:val="both"/>
-      </w:pPr>
-      <w:r>
-        <w:rPr>
-          <w:rFonts w:ascii="Arial" w:hAnsi="Arial" w:eastAsia="Arial"/>
-          <w:sz w:val="24"/>
-        </w:rPr>
+        <w:spacing w:line="360" w:lineRule="auto"/>
+        <w:jc w:val="both"/>
+      </w:pPr>
+      <w:r>
         <w:t>Do ponto de vista técnico, a organização em camadas facilitou a separação de responsabilidades. O uso de estados ajudou a manter o fluxo sob controle, e o SQLite se mostrou suficiente para o porte do projeto. A combinação entre regras fixas e IA também foi positiva, porque deixou as etapas críticas mais estáveis sem tornar a conversa engessada.</w:t>
       </w:r>
     </w:p>
     <w:p>
       <w:pPr>
-        <w:spacing w:before="0" w:after="160" w:line="360" w:lineRule="auto"/>
-        <w:jc w:val="both"/>
-      </w:pPr>
-      <w:r>
-        <w:rPr>
-          <w:rFonts w:ascii="Arial" w:hAnsi="Arial" w:eastAsia="Arial"/>
-          <w:sz w:val="24"/>
-        </w:rPr>
+        <w:spacing w:line="360" w:lineRule="auto"/>
+        <w:jc w:val="both"/>
+      </w:pPr>
+      <w:r>
         <w:t>Mesmo com os resultados positivos, algumas limitações precisam ser registradas. A primeira é que o chatbot não possui, até o fechamento deste relatório, um link público de acesso. A solução funciona localmente e depende de autenticação por QR Code no WhatsApp Web. A segunda limitação é o suporte a áudio. Embora essa possibilidade tenha sido mencionada em documentos anteriores, a versão operacional validada responde a mensagens de áudio pedindo que o cliente envie texto. Por isso, esse recurso não pode ser tratado como funcionalidade entregue.</w:t>
       </w:r>
     </w:p>
     <w:p>
       <w:pPr>
-        <w:spacing w:before="0" w:after="160" w:line="360" w:lineRule="auto"/>
-        <w:jc w:val="both"/>
-      </w:pPr>
-      <w:r>
-        <w:rPr>
-          <w:rFonts w:ascii="Arial" w:hAnsi="Arial" w:eastAsia="Arial"/>
-          <w:sz w:val="24"/>
-        </w:rPr>
+        <w:spacing w:line="360" w:lineRule="auto"/>
+        <w:jc w:val="both"/>
+      </w:pPr>
+      <w:r>
         <w:t xml:space="preserve">Quanto ao uso da solução, a reprodução dos testes depende de instalação local das dependências com </w:t>
       </w:r>
       <w:r>
         <w:rPr>
-          <w:rFonts w:ascii="Consolas" w:hAnsi="Consolas" w:eastAsia="Consolas"/>
-          <w:sz w:val="24"/>
+          <w:rFonts w:ascii="Consolas" w:eastAsia="Consolas" w:hAnsi="Consolas"/>
         </w:rPr>
         <w:t>npm install</w:t>
       </w:r>
       <w:r>
-        <w:rPr>
-          <w:rFonts w:ascii="Arial" w:hAnsi="Arial" w:eastAsia="Arial"/>
-          <w:sz w:val="24"/>
-        </w:rPr>
         <w:t xml:space="preserve">, configuração do arquivo </w:t>
       </w:r>
       <w:r>
         <w:rPr>
-          <w:rFonts w:ascii="Consolas" w:hAnsi="Consolas" w:eastAsia="Consolas"/>
-          <w:sz w:val="24"/>
+          <w:rFonts w:ascii="Consolas" w:eastAsia="Consolas" w:hAnsi="Consolas"/>
         </w:rPr>
         <w:t>.env</w:t>
       </w:r>
       <w:r>
-        <w:rPr>
-          <w:rFonts w:ascii="Arial" w:hAnsi="Arial" w:eastAsia="Arial"/>
-          <w:sz w:val="24"/>
-        </w:rPr>
         <w:t xml:space="preserve">, inicialização do sistema com </w:t>
       </w:r>
       <w:r>
         <w:rPr>
-          <w:rFonts w:ascii="Consolas" w:hAnsi="Consolas" w:eastAsia="Consolas"/>
-          <w:sz w:val="24"/>
+          <w:rFonts w:ascii="Consolas" w:eastAsia="Consolas" w:hAnsi="Consolas"/>
         </w:rPr>
         <w:t>npm start</w:t>
       </w:r>
       <w:r>
-        <w:rPr>
-          <w:rFonts w:ascii="Arial" w:hAnsi="Arial" w:eastAsia="Arial"/>
-          <w:sz w:val="24"/>
-        </w:rPr>
         <w:t>, execução do Ollama e leitura do QR Code do WhatsApp. Também não havia, até o fechamento deste relatório, um vídeo demonstrativo público do sistema, o que pode ser complementado em uma etapa posterior.</w:t>
       </w:r>
     </w:p>
     <w:p>
       <w:pPr>
         <w:spacing w:before="200" w:after="120" w:line="276" w:lineRule="auto"/>
-        <w:jc w:val="left"/>
-      </w:pPr>
-      <w:r>
-        <w:rPr>
-          <w:rFonts w:ascii="Arial" w:hAnsi="Arial" w:eastAsia="Arial"/>
+      </w:pPr>
+      <w:r>
+        <w:rPr>
           <w:b/>
           <w:sz w:val="28"/>
         </w:rPr>
@@ -1025,64 +751,47 @@
     </w:p>
     <w:p>
       <w:pPr>
-        <w:spacing w:before="0" w:after="160" w:line="360" w:lineRule="auto"/>
-        <w:jc w:val="both"/>
-      </w:pPr>
-      <w:r>
-        <w:rPr>
-          <w:rFonts w:ascii="Arial" w:hAnsi="Arial" w:eastAsia="Arial"/>
-          <w:sz w:val="24"/>
-        </w:rPr>
+        <w:spacing w:line="360" w:lineRule="auto"/>
+        <w:jc w:val="both"/>
+      </w:pPr>
+      <w:r>
         <w:t>O projeto OtalivaBot alcançou seu objetivo principal de desenvolver um chatbot conversacional para apoiar o atendimento da Pizzaria Otaliva. A solução implementada foi capaz de automatizar etapas importantes do processo de compra, responder dúvidas frequentes, interpretar pedidos em linguagem natural e registrar informações no banco de dados de forma organizada.</w:t>
       </w:r>
     </w:p>
     <w:p>
       <w:pPr>
-        <w:spacing w:before="0" w:after="160" w:line="360" w:lineRule="auto"/>
-        <w:jc w:val="both"/>
-      </w:pPr>
-      <w:r>
-        <w:rPr>
-          <w:rFonts w:ascii="Arial" w:hAnsi="Arial" w:eastAsia="Arial"/>
-          <w:sz w:val="24"/>
-        </w:rPr>
+        <w:spacing w:line="360" w:lineRule="auto"/>
+        <w:jc w:val="both"/>
+      </w:pPr>
+      <w:r>
+        <w:lastRenderedPageBreak/>
         <w:t>O trabalho também mostrou que é possível aplicar conhecimentos de desenvolvimento de software e design conversacional em uma necessidade real de uma pequena empresa. Nesse sentido, o projeto cumpriu bem sua proposta de extensão, ao unir aprendizado técnico e aplicação prática em um contexto de uso concreto.</w:t>
       </w:r>
     </w:p>
     <w:p>
       <w:pPr>
-        <w:spacing w:before="0" w:after="160" w:line="360" w:lineRule="auto"/>
-        <w:jc w:val="both"/>
-      </w:pPr>
-      <w:r>
-        <w:rPr>
-          <w:rFonts w:ascii="Arial" w:hAnsi="Arial" w:eastAsia="Arial"/>
-          <w:sz w:val="24"/>
-        </w:rPr>
+        <w:spacing w:line="360" w:lineRule="auto"/>
+        <w:jc w:val="both"/>
+      </w:pPr>
+      <w:r>
         <w:t>Em relação ao planejamento inicial, a maior parte do fluxo principal foi entregue e validada. No entanto, nem todos os recursos previstos nas etapas de documentação chegaram à versão final operacional. O suporte a mensagens de áudio, por exemplo, não foi mantido como funcionalidade efetiva. Além disso, o sistema não foi publicado em um ambiente público de fácil acesso, permanecendo dependente de execução local e autenticação manual.</w:t>
       </w:r>
     </w:p>
     <w:p>
       <w:pPr>
-        <w:spacing w:before="0" w:after="160" w:line="360" w:lineRule="auto"/>
-        <w:jc w:val="both"/>
-      </w:pPr>
-      <w:r>
-        <w:rPr>
-          <w:rFonts w:ascii="Arial" w:hAnsi="Arial" w:eastAsia="Arial"/>
-          <w:sz w:val="24"/>
-        </w:rPr>
+        <w:spacing w:line="360" w:lineRule="auto"/>
+        <w:jc w:val="both"/>
+      </w:pPr>
+      <w:r>
         <w:t>Como continuidade do trabalho, recomenda-se avançar em três pontos principais: retomar a integração de áudio com transcrição local, preparar um ambiente de demonstração mais simples de verificar e ampliar o sistema com funções como painel administrativo, acompanhamento de status dos pedidos, histórico de clientes e métricas de atendimento. Esses passos podem tornar o OtalivaBot uma solução mais completa e mais próxima de um uso real em produção.</w:t>
       </w:r>
     </w:p>
     <w:p>
       <w:pPr>
         <w:spacing w:before="200" w:after="120" w:line="276" w:lineRule="auto"/>
-        <w:jc w:val="left"/>
-      </w:pPr>
-      <w:r>
-        <w:rPr>
-          <w:rFonts w:ascii="Arial" w:hAnsi="Arial" w:eastAsia="Arial"/>
+      </w:pPr>
+      <w:r>
+        <w:rPr>
           <w:b/>
           <w:sz w:val="28"/>
         </w:rPr>
@@ -1091,66 +800,123 @@
     </w:p>
     <w:p>
       <w:pPr>
-        <w:spacing w:before="0" w:after="160" w:line="360" w:lineRule="auto"/>
-        <w:jc w:val="both"/>
-      </w:pPr>
-      <w:r>
-        <w:rPr>
-          <w:rFonts w:ascii="Arial" w:hAnsi="Arial" w:eastAsia="Arial"/>
-          <w:sz w:val="24"/>
-        </w:rPr>
+        <w:spacing w:line="360" w:lineRule="auto"/>
+        <w:jc w:val="both"/>
+      </w:pPr>
+      <w:r>
         <w:t>ASSOCIAÇÃO BRASILEIRA DE NORMAS TÉCNICAS. NBR 10719: Informação e documentação - Relatório técnico e/ou científico - Apresentação.</w:t>
       </w:r>
     </w:p>
     <w:p>
       <w:pPr>
-        <w:spacing w:before="0" w:after="160" w:line="360" w:lineRule="auto"/>
-        <w:jc w:val="both"/>
-      </w:pPr>
-      <w:r>
-        <w:rPr>
-          <w:rFonts w:ascii="Arial" w:hAnsi="Arial" w:eastAsia="Arial"/>
-          <w:sz w:val="24"/>
-        </w:rPr>
-        <w:t>CHATBOT OTALIVABOT. Documento 1 de 3: Design Conversacional Completo. Major Sales - RN, 2026.</w:t>
-      </w:r>
-    </w:p>
-    <w:p>
-      <w:pPr>
-        <w:spacing w:before="0" w:after="160" w:line="360" w:lineRule="auto"/>
-        <w:jc w:val="both"/>
-      </w:pPr>
-      <w:r>
-        <w:rPr>
-          <w:rFonts w:ascii="Arial" w:hAnsi="Arial" w:eastAsia="Arial"/>
-          <w:sz w:val="24"/>
-        </w:rPr>
-        <w:t>CHATBOT OTALIVABOT. Documento 2 de 3: High-Level Design Conversacional. Major Sales - RN, 2026.</w:t>
-      </w:r>
-    </w:p>
-    <w:p>
-      <w:pPr>
-        <w:spacing w:before="0" w:after="160" w:line="360" w:lineRule="auto"/>
-        <w:jc w:val="both"/>
-      </w:pPr>
-      <w:r>
-        <w:rPr>
-          <w:rFonts w:ascii="Arial" w:hAnsi="Arial" w:eastAsia="Arial"/>
-          <w:sz w:val="24"/>
-        </w:rPr>
-        <w:t>CHATBOT OTALIVABOT. Documento 3 de 3: Low-Level Design Conversacional. Major Sales - RN, 2026.</w:t>
-      </w:r>
-    </w:p>
-    <w:p>
-      <w:pPr>
-        <w:spacing w:before="0" w:after="160" w:line="360" w:lineRule="auto"/>
-        <w:jc w:val="both"/>
-      </w:pPr>
-      <w:r>
-        <w:rPr>
-          <w:rFonts w:ascii="Arial" w:hAnsi="Arial" w:eastAsia="Arial"/>
-          <w:sz w:val="24"/>
-        </w:rPr>
+        <w:spacing w:line="360" w:lineRule="auto"/>
+        <w:jc w:val="both"/>
+        <w:rPr>
+          <w:lang w:val="en-US"/>
+        </w:rPr>
+      </w:pPr>
+      <w:r>
+        <w:t xml:space="preserve">CHATBOT OTALIVABOT. Documento 1 de 3: Design Conversacional Completo. </w:t>
+      </w:r>
+      <w:r>
+        <w:rPr>
+          <w:lang w:val="en-US"/>
+        </w:rPr>
+        <w:t>Major Sales - RN, 2026.</w:t>
+      </w:r>
+    </w:p>
+    <w:p>
+      <w:pPr>
+        <w:spacing w:line="360" w:lineRule="auto"/>
+        <w:jc w:val="both"/>
+        <w:rPr>
+          <w:lang w:val="en-US"/>
+        </w:rPr>
+      </w:pPr>
+      <w:r>
+        <w:rPr>
+          <w:lang w:val="en-US"/>
+        </w:rPr>
+        <w:t xml:space="preserve">CHATBOT OTALIVABOT. </w:t>
+      </w:r>
+      <w:proofErr w:type="spellStart"/>
+      <w:r>
+        <w:rPr>
+          <w:lang w:val="en-US"/>
+        </w:rPr>
+        <w:t>Documento</w:t>
+      </w:r>
+      <w:proofErr w:type="spellEnd"/>
+      <w:r>
+        <w:rPr>
+          <w:lang w:val="en-US"/>
+        </w:rPr>
+        <w:t xml:space="preserve"> 2 de 3: High-Level Design </w:t>
+      </w:r>
+      <w:proofErr w:type="spellStart"/>
+      <w:r>
+        <w:rPr>
+          <w:lang w:val="en-US"/>
+        </w:rPr>
+        <w:t>Conversacional</w:t>
+      </w:r>
+      <w:proofErr w:type="spellEnd"/>
+      <w:r>
+        <w:rPr>
+          <w:lang w:val="en-US"/>
+        </w:rPr>
+        <w:t>. Major Sales - RN, 2026.</w:t>
+      </w:r>
+    </w:p>
+    <w:p>
+      <w:pPr>
+        <w:spacing w:line="360" w:lineRule="auto"/>
+        <w:jc w:val="both"/>
+      </w:pPr>
+      <w:r>
+        <w:rPr>
+          <w:lang w:val="en-US"/>
+        </w:rPr>
+        <w:t xml:space="preserve">CHATBOT OTALIVABOT. </w:t>
+      </w:r>
+      <w:proofErr w:type="spellStart"/>
+      <w:r>
+        <w:rPr>
+          <w:lang w:val="en-US"/>
+        </w:rPr>
+        <w:t>Documento</w:t>
+      </w:r>
+      <w:proofErr w:type="spellEnd"/>
+      <w:r>
+        <w:rPr>
+          <w:lang w:val="en-US"/>
+        </w:rPr>
+        <w:t xml:space="preserve"> 3 de 3: Low-Level Design </w:t>
+      </w:r>
+      <w:proofErr w:type="spellStart"/>
+      <w:r>
+        <w:rPr>
+          <w:lang w:val="en-US"/>
+        </w:rPr>
+        <w:t>Conversacional</w:t>
+      </w:r>
+      <w:proofErr w:type="spellEnd"/>
+      <w:r>
+        <w:rPr>
+          <w:lang w:val="en-US"/>
+        </w:rPr>
+        <w:t xml:space="preserve">. </w:t>
+      </w:r>
+      <w:r>
+        <w:t>Major Sales - RN, 2026.</w:t>
+      </w:r>
+    </w:p>
+    <w:p>
+      <w:pPr>
+        <w:spacing w:line="360" w:lineRule="auto"/>
+        <w:jc w:val="both"/>
+      </w:pPr>
+      <w:r>
         <w:t>CHATBOT DE PEDIDOS PARA PIZZARIA. README do projeto. Documentação interna do sistema, 2026.</w:t>
       </w:r>
     </w:p>
@@ -1165,7 +931,7 @@
 </file>
 
 <file path=word/styles.xml><?xml version="1.0" encoding="utf-8"?>
-<w:styles xmlns:mc="http://schemas.openxmlformats.org/markup-compatibility/2006" xmlns:r="http://schemas.openxmlformats.org/officeDocument/2006/relationships" xmlns:w="http://schemas.openxmlformats.org/wordprocessingml/2006/main" xmlns:w14="http://schemas.microsoft.com/office/word/2010/wordml" xmlns:w15="http://schemas.microsoft.com/office/word/2012/wordml" xmlns:w16se="http://schemas.microsoft.com/office/word/2015/wordml/symex" mc:Ignorable="w14 w15 w16se">
+<w:styles xmlns:mc="http://schemas.openxmlformats.org/markup-compatibility/2006" xmlns:r="http://schemas.openxmlformats.org/officeDocument/2006/relationships" xmlns:w="http://schemas.openxmlformats.org/wordprocessingml/2006/main" xmlns:w14="http://schemas.microsoft.com/office/word/2010/wordml" xmlns:w15="http://schemas.microsoft.com/office/word/2012/wordml" xmlns:w16cex="http://schemas.microsoft.com/office/word/2018/wordml/cex" xmlns:w16cid="http://schemas.microsoft.com/office/word/2016/wordml/cid" xmlns:w16="http://schemas.microsoft.com/office/word/2018/wordml" xmlns:w16sdtdh="http://schemas.microsoft.com/office/word/2020/wordml/sdtdatahash" xmlns:w16se="http://schemas.microsoft.com/office/word/2015/wordml/symex" mc:Ignorable="w14 w15 w16se w16cid w16 w16cex w16sdtdh">
   <w:docDefaults>
     <w:rPrDefault>
       <w:rPr>
@@ -1181,7 +947,7 @@
       </w:pPr>
     </w:pPrDefault>
   </w:docDefaults>
-  <w:latentStyles w:defLockedState="0" w:defUIPriority="99" w:defSemiHidden="0" w:defUnhideWhenUsed="0" w:defQFormat="0" w:count="371">
+  <w:latentStyles w:defLockedState="0" w:defUIPriority="99" w:defSemiHidden="0" w:defUnhideWhenUsed="0" w:defQFormat="0" w:count="376">
     <w:lsdException w:name="Normal" w:uiPriority="0" w:qFormat="1"/>
     <w:lsdException w:name="heading 1" w:uiPriority="9" w:qFormat="1"/>
     <w:lsdException w:name="heading 2" w:semiHidden="1" w:uiPriority="9" w:unhideWhenUsed="1" w:qFormat="1"/>
@@ -1553,12 +1319,17 @@
     <w:lsdException w:name="List Table 5 Dark Accent 6" w:uiPriority="50"/>
     <w:lsdException w:name="List Table 6 Colorful Accent 6" w:uiPriority="51"/>
     <w:lsdException w:name="List Table 7 Colorful Accent 6" w:uiPriority="52"/>
+    <w:lsdException w:name="Mention" w:semiHidden="1" w:unhideWhenUsed="1"/>
+    <w:lsdException w:name="Smart Hyperlink" w:semiHidden="1" w:unhideWhenUsed="1"/>
+    <w:lsdException w:name="Hashtag" w:semiHidden="1" w:unhideWhenUsed="1"/>
+    <w:lsdException w:name="Unresolved Mention" w:semiHidden="1" w:unhideWhenUsed="1"/>
+    <w:lsdException w:name="Smart Link" w:semiHidden="1" w:unhideWhenUsed="1"/>
   </w:latentStyles>
   <w:style w:type="paragraph" w:default="1" w:styleId="Normal">
     <w:name w:val="Normal"/>
     <w:qFormat/>
     <w:rPr>
-      <w:rFonts w:ascii="Arial" w:hAnsi="Arial" w:eastAsia="Arial"/>
+      <w:rFonts w:ascii="Arial" w:eastAsia="Arial" w:hAnsi="Arial"/>
       <w:sz w:val="24"/>
     </w:rPr>
   </w:style>
@@ -1609,7 +1380,6 @@
     </w:pPr>
     <w:rPr>
       <w:rFonts w:ascii="Times New Roman" w:eastAsia="Times New Roman" w:hAnsi="Times New Roman" w:cs="Times New Roman"/>
-      <w:sz w:val="24"/>
       <w:szCs w:val="24"/>
       <w:lang w:eastAsia="pt-BR"/>
     </w:rPr>
@@ -1636,7 +1406,6 @@
     </w:pPr>
     <w:rPr>
       <w:rFonts w:ascii="Times New Roman" w:eastAsia="Times New Roman" w:hAnsi="Times New Roman" w:cs="Times New Roman"/>
-      <w:sz w:val="24"/>
       <w:szCs w:val="24"/>
       <w:lang w:eastAsia="pt-BR"/>
     </w:rPr>
